--- a/entregables/Informe_Tecnico_ShopMart_Olist.docx
+++ b/entregables/Informe_Tecnico_ShopMart_Olist.docx
@@ -994,7 +994,7 @@
           <w:b w:val="0"/>
           <w:i w:val="0"/>
         </w:rPr>
-        <w:t>El modelo mejora de forma consistente sobre el baseline en PR-AUC (0.059 vs. 0.033 de tasa base), pero el valor absoluto es modesto y confirma la hipótesis del EDA: la recompra depende de factores no observados en el dataset (competencia, necesidad real del producto, campañas externas). Traducido a negocio: contactar al 10% de clientes con mayor score produce una tasa de recompra observada 2.27 veces superior a un contacto aleatorio — un lift moderado pero accionable para focalizar presupuesto de marketing/CRM. El análisis de permutation importance (figura 6) muestra que las variables más influyentes coinciden con las señales identificadas en el EDA (valor del pedido, cuotas de pago, flete, tiempos de entrega y algunas categorías de producto), dando consistencia narrativa entre el análisis exploratorio y el modelo final. El análisis de errores por subgrupo (categoría de producto, customer_state) no reveló degradaciones sistemáticas de desempeño, aunque el volumen por subgrupo es limitado y estas estimaciones deben tratarse como orientativas (ver sección 4.1).</w:t>
+        <w:t>El modelo mejora de forma consistente sobre el baseline en PR-AUC (0.059 vs. 0.033 de tasa base), pero el valor absoluto es modesto y confirma la hipótesis del EDA: la recompra depende de factores no observados en el dataset (competencia, necesidad real del producto, campañas externas). Traducido a negocio: contactar al 10% de clientes con mayor score produce una tasa de recompra observada 2.27 veces superior a un contacto aleatorio — un lift moderado pero accionable para focalizar presupuesto de marketing/CRM. El análisis de permutation importance (figura 6) muestra que las variables más influyentes coinciden con las señales identificadas en el EDA (valor del pedido, cuotas de pago, flete, tiempos de entrega y algunas categorías de producto), dando consistencia narrativa entre el análisis exploratorio y el modelo final. Es relevante que ninguna categoría de customer_state figura entre esas 15 variables (de 70 columnas transformadas): la decisión de alcance de no integrar la tabla de geolocalización (sección 1.4) no limitó el desempeño del modelo, ya que la variación geográfica —incluso a nivel de estado— no resultó ser una señal relevante para la recompra. El análisis de errores por subgrupo (categoría de producto, customer_state) no reveló degradaciones sistemáticas de desempeño, aunque el volumen por subgrupo es limitado y estas estimaciones deben tratarse como orientativas (ver sección 4.1).</w:t>
       </w:r>
     </w:p>
     <w:p>
